--- a/Comprehensive Report.docx
+++ b/Comprehensive Report.docx
@@ -22,12 +22,15 @@
           <w:lang w:val="en-CA"/>
         </w:rPr>
       </w:pPr>
-      <w:r>
-        <w:rPr>
-          <w:lang w:val="en-CA"/>
-        </w:rPr>
-        <w:t>Link to the notebook</w:t>
-      </w:r>
+      <w:hyperlink r:id="rId5" w:history="1">
+        <w:r>
+          <w:rPr>
+            <w:rStyle w:val="Lienhypertexte"/>
+            <w:lang w:val="en-CA"/>
+          </w:rPr>
+          <w:t>Link to the notebook</w:t>
+        </w:r>
+      </w:hyperlink>
     </w:p>
     <w:p>
       <w:pPr>
@@ -649,28 +652,14 @@
         <w:rPr>
           <w:lang w:val="en-CA"/>
         </w:rPr>
-        <w:t>target_</w:t>
-      </w:r>
-      <w:proofErr w:type="gramStart"/>
-      <w:r>
-        <w:rPr>
-          <w:lang w:val="en-CA"/>
-        </w:rPr>
-        <w:t>names</w:t>
+        <w:t>target_names</w:t>
       </w:r>
       <w:proofErr w:type="spellEnd"/>
       <w:r>
         <w:rPr>
           <w:lang w:val="en-CA"/>
         </w:rPr>
-        <w:t>)`</w:t>
-      </w:r>
-      <w:proofErr w:type="gramEnd"/>
-      <w:r>
-        <w:rPr>
-          <w:lang w:val="en-CA"/>
-        </w:rPr>
-        <w:t>, which provides an interpretable starting point for comparing discovered groups with the known Reuters topics. This is a modeling choice rather than a guarantee that the true number of semantic groups equals the number of selected labels.</w:t>
+        <w:t>)`, which provides an interpretable starting point for comparing discovered groups with the known Reuters topics. This is a modeling choice rather than a guarantee that the true number of semantic groups equals the number of selected labels.</w:t>
       </w:r>
     </w:p>
     <w:p>
@@ -2801,6 +2790,29 @@
       <w:contextualSpacing/>
     </w:pPr>
   </w:style>
+  <w:style w:type="character" w:styleId="Lienhypertexte">
+    <w:name w:val="Hyperlink"/>
+    <w:basedOn w:val="Policepardfaut"/>
+    <w:uiPriority w:val="99"/>
+    <w:unhideWhenUsed/>
+    <w:rsid w:val="00E2709B"/>
+    <w:rPr>
+      <w:color w:val="0563C1" w:themeColor="hyperlink"/>
+      <w:u w:val="single"/>
+    </w:rPr>
+  </w:style>
+  <w:style w:type="character" w:styleId="Mentionnonrsolue">
+    <w:name w:val="Unresolved Mention"/>
+    <w:basedOn w:val="Policepardfaut"/>
+    <w:uiPriority w:val="99"/>
+    <w:semiHidden/>
+    <w:unhideWhenUsed/>
+    <w:rsid w:val="00E2709B"/>
+    <w:rPr>
+      <w:color w:val="605E5C"/>
+      <w:shd w:val="clear" w:color="auto" w:fill="E1DFDD"/>
+    </w:rPr>
+  </w:style>
 </w:styles>
 </file>
 
